--- a/hr/마인드_연봉계약서.docx
+++ b/hr/마인드_연봉계약서.docx
@@ -617,6 +617,9 @@
         </w:tc>
       </w:tr>
       <w:tr>
+        <w:trPr>
+          <w:trHeight w:val="500" w:hRule="atLeast"/>
+        </w:trPr>
         <w:tc>
           <w:tcPr>
             <w:tcW w:type="dxa" w:w="2000"/>
@@ -739,6 +742,9 @@
         </w:tc>
       </w:tr>
       <w:tr>
+        <w:trPr>
+          <w:trHeight w:val="500" w:hRule="atLeast"/>
+        </w:trPr>
         <w:tc>
           <w:tcPr>
             <w:tcW w:type="dxa" w:w="2000"/>
@@ -861,6 +867,9 @@
         </w:tc>
       </w:tr>
       <w:tr>
+        <w:trPr>
+          <w:trHeight w:val="500" w:hRule="atLeast"/>
+        </w:trPr>
         <w:tc>
           <w:tcPr>
             <w:tcW w:type="dxa" w:w="2000"/>
@@ -983,6 +992,9 @@
         </w:tc>
       </w:tr>
       <w:tr>
+        <w:trPr>
+          <w:trHeight w:val="500" w:hRule="atLeast"/>
+        </w:trPr>
         <w:tc>
           <w:tcPr>
             <w:tcW w:type="dxa" w:w="2000"/>
@@ -1436,9 +1448,9 @@
           <w:tcPr>
             <w:tcW w:type="dxa" w:w="1500"/>
             <w:tcMar>
-              <w:top w:type="dxa" w:w="200"/>
+              <w:top w:type="dxa" w:w="260"/>
               <w:left w:type="dxa" w:w="0"/>
-              <w:bottom w:type="dxa" w:w="200"/>
+              <w:bottom w:type="dxa" w:w="120"/>
               <w:right w:type="dxa" w:w="130"/>
             </w:tcMar>
           </w:tcPr>
@@ -1461,10 +1473,13 @@
         <w:tc>
           <w:tcPr>
             <w:tcW w:type="dxa" w:w="2600"/>
-            <w:tcMar>
-              <w:top w:type="dxa" w:w="200"/>
+            <w:tcBorders>
+              <w:bottom w:val="single" w:color="D4D6DB" w:sz="4"/>
+            </w:tcBorders>
+            <w:tcMar>
+              <w:top w:type="dxa" w:w="260"/>
               <w:left w:type="dxa" w:w="0"/>
-              <w:bottom w:type="dxa" w:w="200"/>
+              <w:bottom w:type="dxa" w:w="120"/>
               <w:right w:type="dxa" w:w="130"/>
             </w:tcMar>
           </w:tcPr>
@@ -1488,9 +1503,9 @@
           <w:tcPr>
             <w:tcW w:type="dxa" w:w="1500"/>
             <w:tcMar>
-              <w:top w:type="dxa" w:w="200"/>
+              <w:top w:type="dxa" w:w="260"/>
               <w:left w:type="dxa" w:w="0"/>
-              <w:bottom w:type="dxa" w:w="200"/>
+              <w:bottom w:type="dxa" w:w="120"/>
               <w:right w:type="dxa" w:w="130"/>
             </w:tcMar>
           </w:tcPr>
@@ -1513,10 +1528,13 @@
         <w:tc>
           <w:tcPr>
             <w:tcW w:type="dxa" w:w="2600"/>
-            <w:tcMar>
-              <w:top w:type="dxa" w:w="200"/>
+            <w:tcBorders>
+              <w:bottom w:val="single" w:color="D4D6DB" w:sz="4"/>
+            </w:tcBorders>
+            <w:tcMar>
+              <w:top w:type="dxa" w:w="260"/>
               <w:left w:type="dxa" w:w="0"/>
-              <w:bottom w:type="dxa" w:w="200"/>
+              <w:bottom w:type="dxa" w:w="120"/>
               <w:right w:type="dxa" w:w="130"/>
             </w:tcMar>
           </w:tcPr>
